--- a/input/HopDong_Mau_PhucThanhAudio_v2.docx
+++ b/input/HopDong_Mau_PhucThanhAudio_v2.docx
@@ -70,12 +70,8 @@
     </w:p>
     <w:p>
       <w:r>
-        <w:rPr>
-          <w:b w:val="0"/>
-          <w:i w:val="0"/>
-        </w:rPr>
         <w:br/>
-        <w:t>Hôm nay, ngày {{CONTRACT_DATE}}, tại văn phòng CÔNG TY TNHH THƯƠNG MẠI DỊCH VỤ PHÚC THANH, chúng tôi gồm có:</w:t>
+        <w:t>Hôm nay, ngày {{CONTRACT_DATE}}, tại văn phòng CÔNG TY TNHH THƯƠNG MẠI - DỊCH VỤ PHÚC THÀNH AN, chúng tôi gồm có:</w:t>
       </w:r>
     </w:p>
     <w:p>
@@ -104,24 +100,16 @@
     </w:p>
     <w:p>
       <w:r>
-        <w:rPr>
-          <w:b/>
-          <w:i w:val="0"/>
-        </w:rPr>
-        <w:t>BÊN B (BÊN BÁN): CÔNG TY TNHH THƯƠNG MẠI DỊCH VỤ PHÚC THANH</w:t>
+        <w:t>BÊN B (BÊN BÁN): CÔNG TY TNHH THƯƠNG MẠI - DỊCH VỤ PHÚC THÀNH AN</w:t>
       </w:r>
     </w:p>
     <w:p>
       <w:r>
-        <w:rPr>
-          <w:b w:val="0"/>
-          <w:i w:val="0"/>
-        </w:rPr>
         <w:t>Thương hiệu: Phúc Thanh Audio Group / Siêu Thanh Audio</w:t>
         <w:br/>
-        <w:t>Địa chỉ: 91/9 Tân Thới Nhất 06, Khu phố 6, Phường Tân Thới Nhất, Quận 12, Thành phố Hồ Chí Minh</w:t>
+        <w:t>Địa chỉ: P.910, Tầng 9, Tòa nhà Mapletree Business Centre, 1060 Nguyễn Văn Linh, Phường Tân Hưng, TP Hồ Chí Minh</w:t>
         <w:br/>
-        <w:t>Mã số thuế: 0311755451</w:t>
+        <w:t>Mã số thuế: 0301719729</w:t>
         <w:br/>
         <w:t>Đại diện: Ông Đinh Quang Phong - Chức vụ: Giám đốc</w:t>
         <w:br/>
